--- a/public/jacktilfordcareycv.docx
+++ b/public/jacktilfordcareycv.docx
@@ -87,7 +87,6 @@
         <w:t xml:space="preserve"> </w:t>
       </w:r>
       <w:hyperlink r:id="rId7" w:history="1">
-        <w:proofErr w:type="spellStart"/>
         <w:r>
           <w:rPr>
             <w:rStyle w:val="Hyperlink"/>
@@ -96,7 +95,6 @@
           </w:rPr>
           <w:t>jacktilfordcarey.netlify.app</w:t>
         </w:r>
-        <w:proofErr w:type="spellEnd"/>
       </w:hyperlink>
     </w:p>
     <w:p>
@@ -146,7 +144,7 @@
           <w:sz w:val="20"/>
           <w:szCs w:val="22"/>
         </w:rPr>
-        <w:t xml:space="preserve">Final-year Computer Science student at the University of Reading with a software engineering placement at Eli Lilly. Experience building full-stack applications using React, Next.js, Node.js, and PostgreSQL, including production-level applications.  </w:t>
+        <w:t xml:space="preserve">Final-year Computer Science student at the University of Reading with a software engineering placement at Eli Lilly. Experience building full-stack applications using React, Next.js, Node.js, and PostgreSQL, including production-level applications. </w:t>
       </w:r>
     </w:p>
     <w:p>
@@ -185,7 +183,21 @@
           <w:sz w:val="20"/>
           <w:szCs w:val="22"/>
         </w:rPr>
-        <w:t xml:space="preserve"> University of Reading – September 2023 – Present BSc Computer Science, Predicted: First </w:t>
+        <w:t>University of Reading – September 2023 – Present BSc Computer Science, Predicted</w:t>
+      </w:r>
+      <w:r>
+        <w:rPr>
+          <w:sz w:val="20"/>
+          <w:szCs w:val="22"/>
+        </w:rPr>
+        <w:t xml:space="preserve"> Grade</w:t>
+      </w:r>
+      <w:r>
+        <w:rPr>
+          <w:sz w:val="20"/>
+          <w:szCs w:val="22"/>
+        </w:rPr>
+        <w:t xml:space="preserve">: First </w:t>
       </w:r>
     </w:p>
     <w:p>
@@ -220,7 +232,28 @@
           <w:sz w:val="20"/>
           <w:szCs w:val="22"/>
         </w:rPr>
-        <w:t xml:space="preserve">Relevant Coursework: C++ text-based adventure game (83%), MATLAB matrices/integration (100%), C++ matrices calculator (73%), Software engineering group project (71.9%) </w:t>
+        <w:t xml:space="preserve">Relevant </w:t>
+      </w:r>
+      <w:r>
+        <w:rPr>
+          <w:sz w:val="20"/>
+          <w:szCs w:val="22"/>
+        </w:rPr>
+        <w:t>Modules</w:t>
+      </w:r>
+      <w:r>
+        <w:rPr>
+          <w:sz w:val="20"/>
+          <w:szCs w:val="22"/>
+        </w:rPr>
+        <w:t xml:space="preserve">: </w:t>
+      </w:r>
+      <w:r>
+        <w:rPr>
+          <w:sz w:val="20"/>
+          <w:szCs w:val="22"/>
+        </w:rPr>
+        <w:t>Software Engineering, Cloud Computing, Databases, Blockchain and Security, Data Structures and Algorithms, Artificial Intelligence, Data Integration and Visualisation.</w:t>
       </w:r>
     </w:p>
     <w:p>
@@ -240,23 +273,7 @@
           <w:sz w:val="20"/>
           <w:szCs w:val="22"/>
         </w:rPr>
-        <w:t xml:space="preserve">Activities/Societies: </w:t>
-      </w:r>
-      <w:proofErr w:type="spellStart"/>
-      <w:r>
-        <w:rPr>
-          <w:sz w:val="20"/>
-          <w:szCs w:val="22"/>
-        </w:rPr>
-        <w:t>RUHacking</w:t>
-      </w:r>
-      <w:proofErr w:type="spellEnd"/>
-      <w:r>
-        <w:rPr>
-          <w:sz w:val="20"/>
-          <w:szCs w:val="22"/>
-        </w:rPr>
-        <w:t xml:space="preserve">, Athletics </w:t>
+        <w:t xml:space="preserve">Activities/Societies: RUHacking, Athletics </w:t>
       </w:r>
     </w:p>
     <w:p>
@@ -364,7 +381,7 @@
           <w:sz w:val="20"/>
           <w:szCs w:val="22"/>
         </w:rPr>
-        <w:t>Achieved AWS Cloud Practitioner, AWS AI Practitioner, Azure AZ-900 and Azure AI-900 certifications while working full-time.</w:t>
+        <w:t>Worked within a Scaled Agile Framework (SAFe), participating in PI planning, sprint ceremonies, stakeholder demos, and cross-functional collaboration; followed enterprise delivery best practices including GitHub pull requests, peer code reviews, QA testing, and production release workflows.</w:t>
       </w:r>
     </w:p>
     <w:p>
@@ -384,44 +401,78 @@
           <w:sz w:val="20"/>
           <w:szCs w:val="22"/>
         </w:rPr>
-        <w:t>Work</w:t>
-      </w:r>
-      <w:r>
-        <w:rPr>
-          <w:sz w:val="20"/>
-          <w:szCs w:val="22"/>
-        </w:rPr>
-        <w:t>ed</w:t>
-      </w:r>
-      <w:r>
-        <w:rPr>
-          <w:sz w:val="20"/>
-          <w:szCs w:val="22"/>
-        </w:rPr>
-        <w:t xml:space="preserve"> within a Scaled Agile Framework (</w:t>
-      </w:r>
-      <w:proofErr w:type="spellStart"/>
-      <w:r>
-        <w:rPr>
-          <w:sz w:val="20"/>
-          <w:szCs w:val="22"/>
-        </w:rPr>
-        <w:t>SAFe</w:t>
-      </w:r>
-      <w:proofErr w:type="spellEnd"/>
-      <w:r>
-        <w:rPr>
-          <w:sz w:val="20"/>
-          <w:szCs w:val="22"/>
-        </w:rPr>
-        <w:t>), participating in PI planning, sprint ceremonies, code reviews,</w:t>
-      </w:r>
-      <w:r>
-        <w:rPr>
-          <w:sz w:val="20"/>
-          <w:szCs w:val="22"/>
-        </w:rPr>
-        <w:t xml:space="preserve"> demos to key stakeholders and cross functional collaboration</w:t>
+        <w:t>Proposed and implemented the Lilly Onboarding Portal</w:t>
+      </w:r>
+      <w:r>
+        <w:rPr>
+          <w:sz w:val="20"/>
+          <w:szCs w:val="22"/>
+        </w:rPr>
+        <w:t>:</w:t>
+      </w:r>
+      <w:r>
+        <w:rPr>
+          <w:sz w:val="20"/>
+          <w:szCs w:val="22"/>
+        </w:rPr>
+        <w:t xml:space="preserve"> a task-tracking and resource hub built with React, Next.js, and PostgreSQL</w:t>
+      </w:r>
+      <w:r>
+        <w:rPr>
+          <w:sz w:val="20"/>
+          <w:szCs w:val="22"/>
+        </w:rPr>
+        <w:t>,</w:t>
+      </w:r>
+      <w:r>
+        <w:rPr>
+          <w:sz w:val="20"/>
+          <w:szCs w:val="22"/>
+        </w:rPr>
+        <w:t xml:space="preserve"> adopted by 3+ teams across</w:t>
+      </w:r>
+      <w:r>
+        <w:rPr>
+          <w:sz w:val="20"/>
+          <w:szCs w:val="22"/>
+        </w:rPr>
+        <w:t xml:space="preserve"> the UK and</w:t>
+      </w:r>
+      <w:r>
+        <w:rPr>
+          <w:sz w:val="20"/>
+          <w:szCs w:val="22"/>
+        </w:rPr>
+        <w:t xml:space="preserve"> India, significantly reducing manual onboarding</w:t>
+      </w:r>
+      <w:r>
+        <w:rPr>
+          <w:sz w:val="20"/>
+          <w:szCs w:val="22"/>
+        </w:rPr>
+        <w:t xml:space="preserve"> effort</w:t>
+      </w:r>
+      <w:r>
+        <w:rPr>
+          <w:sz w:val="20"/>
+          <w:szCs w:val="22"/>
+        </w:rPr>
+        <w:t>.</w:t>
+      </w:r>
+    </w:p>
+    <w:p>
+      <w:pPr>
+        <w:rPr>
+          <w:sz w:val="20"/>
+          <w:szCs w:val="22"/>
+        </w:rPr>
+      </w:pPr>
+      <w:r>
+        <w:rPr>
+          <w:sz w:val="20"/>
+          <w:szCs w:val="22"/>
+        </w:rPr>
+        <w:t xml:space="preserve">University of Reading – Research Assistant – Reading | March 2024 – July 2024 </w:t>
       </w:r>
     </w:p>
     <w:p>
@@ -441,22 +492,7 @@
           <w:sz w:val="20"/>
           <w:szCs w:val="22"/>
         </w:rPr>
-        <w:t>Gained experience in enterprise-scale software delivery, following best practices including GitHub pull requests, peer code reviews, QA testing, and production release workflows.</w:t>
-      </w:r>
-    </w:p>
-    <w:p>
-      <w:pPr>
-        <w:rPr>
-          <w:sz w:val="20"/>
-          <w:szCs w:val="22"/>
-        </w:rPr>
-      </w:pPr>
-      <w:r>
-        <w:rPr>
-          <w:sz w:val="20"/>
-          <w:szCs w:val="22"/>
-        </w:rPr>
-        <w:t xml:space="preserve">University of Reading – Research Assistant – Reading | March 2024 – July 2024 </w:t>
+        <w:t xml:space="preserve">Researched diverse mathematicians and computer scientists to create engaging profiles summarising their achievements and breakthroughs. </w:t>
       </w:r>
     </w:p>
     <w:p>
@@ -476,7 +512,7 @@
           <w:sz w:val="20"/>
           <w:szCs w:val="22"/>
         </w:rPr>
-        <w:t xml:space="preserve">Researched diverse mathematicians and computer scientists to create engaging profiles summarising their achievements and breakthroughs. </w:t>
+        <w:t>Brought more attention to these individuals using the university's outreach platform.</w:t>
       </w:r>
     </w:p>
     <w:p>
@@ -496,26 +532,6 @@
           <w:sz w:val="20"/>
           <w:szCs w:val="22"/>
         </w:rPr>
-        <w:t>Brought more attention to these individuals using the university's outreach platform.</w:t>
-      </w:r>
-    </w:p>
-    <w:p>
-      <w:pPr>
-        <w:numPr>
-          <w:ilvl w:val="0"/>
-          <w:numId w:val="3"/>
-        </w:numPr>
-        <w:ind w:hanging="360"/>
-        <w:rPr>
-          <w:sz w:val="20"/>
-          <w:szCs w:val="22"/>
-        </w:rPr>
-      </w:pPr>
-      <w:r>
-        <w:rPr>
-          <w:sz w:val="20"/>
-          <w:szCs w:val="22"/>
-        </w:rPr>
         <w:t xml:space="preserve">Experience collaborating across multiple university departments. </w:t>
       </w:r>
     </w:p>
@@ -635,60 +651,7 @@
           <w:sz w:val="20"/>
           <w:szCs w:val="22"/>
         </w:rPr>
-        <w:t>Demonstrate</w:t>
-      </w:r>
-      <w:r>
-        <w:rPr>
-          <w:sz w:val="20"/>
-          <w:szCs w:val="22"/>
-        </w:rPr>
-        <w:t>d</w:t>
-      </w:r>
-      <w:r>
-        <w:rPr>
-          <w:sz w:val="20"/>
-          <w:szCs w:val="22"/>
-        </w:rPr>
-        <w:t xml:space="preserve"> understanding of AI/ML concepts, generative AI, and AWS AI services</w:t>
-      </w:r>
-      <w:r>
-        <w:rPr>
-          <w:sz w:val="20"/>
-          <w:szCs w:val="22"/>
-        </w:rPr>
-        <w:t xml:space="preserve"> – Applied in personal projects including </w:t>
-      </w:r>
-      <w:proofErr w:type="spellStart"/>
-      <w:r>
-        <w:rPr>
-          <w:sz w:val="20"/>
-          <w:szCs w:val="22"/>
-        </w:rPr>
-        <w:t>MyPace</w:t>
-      </w:r>
-      <w:proofErr w:type="spellEnd"/>
-      <w:r>
-        <w:rPr>
-          <w:sz w:val="20"/>
-          <w:szCs w:val="22"/>
-        </w:rPr>
-        <w:t xml:space="preserve"> – which integrated LLM-based coaching via </w:t>
-      </w:r>
-      <w:proofErr w:type="spellStart"/>
-      <w:r>
-        <w:rPr>
-          <w:sz w:val="20"/>
-          <w:szCs w:val="22"/>
-        </w:rPr>
-        <w:t>OpenRouter</w:t>
-      </w:r>
-      <w:proofErr w:type="spellEnd"/>
-      <w:r>
-        <w:rPr>
-          <w:sz w:val="20"/>
-          <w:szCs w:val="22"/>
-        </w:rPr>
-        <w:t>.</w:t>
+        <w:t>Demonstrated understanding of AI/ML concepts, generative AI, and AWS AI services – Applied in personal projects including MyPace – which integrated LLM-based coaching via OpenRouter.</w:t>
       </w:r>
     </w:p>
     <w:p>
@@ -723,28 +686,21 @@
           <w:sz w:val="20"/>
           <w:szCs w:val="22"/>
         </w:rPr>
-        <w:t>Validate</w:t>
-      </w:r>
-      <w:r>
-        <w:rPr>
-          <w:sz w:val="20"/>
-          <w:szCs w:val="22"/>
-        </w:rPr>
-        <w:t>d</w:t>
-      </w:r>
-      <w:r>
-        <w:rPr>
-          <w:sz w:val="20"/>
-          <w:szCs w:val="22"/>
-        </w:rPr>
-        <w:t xml:space="preserve"> core knowledge of Azure cloud services, governance, compliance, and pricing models</w:t>
-      </w:r>
-      <w:r>
-        <w:rPr>
-          <w:sz w:val="20"/>
-          <w:szCs w:val="22"/>
-        </w:rPr>
-        <w:t xml:space="preserve"> – Applied directly in placement work including Azure AD SSO implementation for Nexus project.</w:t>
+        <w:t xml:space="preserve">Validated core knowledge of Azure cloud services, governance, compliance, and pricing models – </w:t>
+      </w:r>
+      <w:r>
+        <w:rPr>
+          <w:sz w:val="20"/>
+          <w:szCs w:val="22"/>
+        </w:rPr>
+        <w:t>a</w:t>
+      </w:r>
+      <w:r>
+        <w:rPr>
+          <w:sz w:val="20"/>
+          <w:szCs w:val="22"/>
+        </w:rPr>
+        <w:t>pplied directly in placement work including Azure AD SSO implementation for Nexus project.</w:t>
       </w:r>
     </w:p>
     <w:p>
@@ -781,6 +737,15 @@
         </w:rPr>
         <w:t>Covers Azure AI services, responsible AI principles, and machine learning fundamentals.</w:t>
       </w:r>
+    </w:p>
+    <w:p>
+      <w:pPr>
+        <w:ind w:left="420" w:firstLine="0"/>
+        <w:rPr>
+          <w:sz w:val="20"/>
+          <w:szCs w:val="22"/>
+        </w:rPr>
+      </w:pPr>
     </w:p>
     <w:p>
       <w:pPr>
@@ -828,7 +793,23 @@
           <w:szCs w:val="22"/>
           <w:u w:val="none"/>
         </w:rPr>
-        <w:t>Programming Languages &amp; Tools: JavaScript, TypeScript, Python, PHP, C++, SQL, HTML, React, Next.js, Node.js, Express</w:t>
+        <w:t>Programming Languages &amp; Tools: JavaScript, TypeScript, Python, PHP</w:t>
+      </w:r>
+      <w:r>
+        <w:rPr>
+          <w:sz w:val="20"/>
+          <w:szCs w:val="22"/>
+          <w:u w:val="none"/>
+        </w:rPr>
+        <w:t xml:space="preserve">, </w:t>
+      </w:r>
+      <w:r>
+        <w:rPr>
+          <w:sz w:val="20"/>
+          <w:szCs w:val="22"/>
+          <w:u w:val="none"/>
+        </w:rPr>
+        <w:t>SQL, React, Next.js</w:t>
       </w:r>
     </w:p>
     <w:p>
@@ -851,51 +832,7 @@
           <w:szCs w:val="22"/>
           <w:u w:val="none"/>
         </w:rPr>
-        <w:t xml:space="preserve">Projects: </w:t>
-      </w:r>
-      <w:proofErr w:type="spellStart"/>
-      <w:r>
-        <w:rPr>
-          <w:sz w:val="20"/>
-          <w:szCs w:val="22"/>
-          <w:u w:val="none"/>
-        </w:rPr>
-        <w:t>MyPace</w:t>
-      </w:r>
-      <w:proofErr w:type="spellEnd"/>
-      <w:r>
-        <w:rPr>
-          <w:sz w:val="20"/>
-          <w:szCs w:val="22"/>
-          <w:u w:val="none"/>
-        </w:rPr>
-        <w:t xml:space="preserve"> (AI running coach, Strava API, 10k+ records), Lilly Nexus (clinical trials platform, 500+ users), Lilly Onboarding Portal (adopted across 3 countries), </w:t>
-      </w:r>
-      <w:proofErr w:type="spellStart"/>
-      <w:r>
-        <w:rPr>
-          <w:sz w:val="20"/>
-          <w:szCs w:val="22"/>
-          <w:u w:val="none"/>
-        </w:rPr>
-        <w:t>Yappo</w:t>
-      </w:r>
-      <w:proofErr w:type="spellEnd"/>
-      <w:r>
-        <w:rPr>
-          <w:sz w:val="20"/>
-          <w:szCs w:val="22"/>
-          <w:u w:val="none"/>
-        </w:rPr>
-        <w:t xml:space="preserve"> (social media platform), Restaurant POS System (MERN stack)</w:t>
-      </w:r>
-      <w:r>
-        <w:rPr>
-          <w:sz w:val="20"/>
-          <w:szCs w:val="22"/>
-          <w:u w:val="none"/>
-        </w:rPr>
-        <w:t xml:space="preserve"> – see portfolio for demos.</w:t>
+        <w:t>Projects: MyPace (AI running coach, Strava API, 10k+ records), Lilly Nexus (clinical trials platform, 500+ users), Lilly Onboarding Portal (adopted across 3 countries), Yappo (social media platform), Restaurant POS System (MERN stack) – see portfolio for demos.</w:t>
       </w:r>
     </w:p>
     <w:p>
@@ -907,29 +844,185 @@
         </w:numPr>
         <w:jc w:val="left"/>
         <w:rPr>
+          <w:sz w:val="20"/>
+          <w:szCs w:val="22"/>
+          <w:u w:val="none"/>
+        </w:rPr>
+      </w:pPr>
+      <w:r>
+        <w:rPr>
+          <w:sz w:val="20"/>
+          <w:szCs w:val="22"/>
+          <w:u w:val="none"/>
+        </w:rPr>
+        <w:t xml:space="preserve">Interests: </w:t>
+      </w:r>
+      <w:r>
+        <w:rPr>
+          <w:sz w:val="20"/>
+          <w:szCs w:val="22"/>
+          <w:u w:val="none"/>
+        </w:rPr>
+        <w:t>M</w:t>
+      </w:r>
+      <w:r>
+        <w:rPr>
+          <w:sz w:val="20"/>
+          <w:szCs w:val="22"/>
+          <w:u w:val="none"/>
+        </w:rPr>
+        <w:t>iddle-distance runner (800m/1500m), weightlifting</w:t>
+      </w:r>
+      <w:r>
+        <w:rPr>
+          <w:sz w:val="20"/>
+          <w:szCs w:val="22"/>
+          <w:u w:val="none"/>
+        </w:rPr>
+        <w:t xml:space="preserve"> and</w:t>
+      </w:r>
+      <w:r>
+        <w:rPr>
+          <w:sz w:val="20"/>
+          <w:szCs w:val="22"/>
+          <w:u w:val="none"/>
+        </w:rPr>
+        <w:t xml:space="preserve"> </w:t>
+      </w:r>
+      <w:r>
+        <w:rPr>
+          <w:sz w:val="20"/>
+          <w:szCs w:val="22"/>
+          <w:u w:val="none"/>
+        </w:rPr>
+        <w:t>bouldering.</w:t>
+      </w:r>
+      <w:r>
+        <w:rPr>
+          <w:sz w:val="20"/>
+          <w:szCs w:val="22"/>
+          <w:u w:val="none"/>
+        </w:rPr>
+        <w:t xml:space="preserve"> </w:t>
+      </w:r>
+    </w:p>
+    <w:p/>
+    <w:p>
+      <w:pPr>
+        <w:ind w:left="0" w:firstLine="0"/>
+        <w:jc w:val="center"/>
+        <w:rPr>
           <w:b/>
           <w:bCs/>
           <w:sz w:val="20"/>
           <w:szCs w:val="22"/>
-          <w:u w:val="none"/>
-        </w:rPr>
-      </w:pPr>
-      <w:r>
-        <w:rPr>
-          <w:sz w:val="20"/>
-          <w:szCs w:val="22"/>
-          <w:u w:val="none"/>
-        </w:rPr>
-        <w:t>Interests: Competitive middle-distance runner (800m/1500m), swimming, weightlifting, hiking, and climbing</w:t>
-      </w:r>
-      <w:r>
-        <w:rPr>
-          <w:sz w:val="20"/>
-          <w:szCs w:val="22"/>
-          <w:u w:val="none"/>
-        </w:rPr>
-        <w:t xml:space="preserve"> </w:t>
-      </w:r>
+        </w:rPr>
+      </w:pPr>
+      <w:r>
+        <w:rPr>
+          <w:b/>
+          <w:bCs/>
+          <w:sz w:val="20"/>
+          <w:szCs w:val="22"/>
+        </w:rPr>
+        <w:lastRenderedPageBreak/>
+        <w:t>Other Work Experience</w:t>
+      </w:r>
+    </w:p>
+    <w:p>
+      <w:pPr>
+        <w:ind w:left="0" w:firstLine="0"/>
+        <w:rPr>
+          <w:sz w:val="20"/>
+          <w:szCs w:val="22"/>
+        </w:rPr>
+      </w:pPr>
+      <w:r>
+        <w:rPr>
+          <w:sz w:val="20"/>
+          <w:szCs w:val="22"/>
+        </w:rPr>
+        <w:t>GLL (Better Leisure Center) – Lifeguard – Reading/Horley | August 2022 – June 2025</w:t>
+      </w:r>
+    </w:p>
+    <w:p>
+      <w:pPr>
+        <w:pStyle w:val="ListParagraph"/>
+        <w:numPr>
+          <w:ilvl w:val="0"/>
+          <w:numId w:val="10"/>
+        </w:numPr>
+        <w:rPr>
+          <w:sz w:val="20"/>
+          <w:szCs w:val="22"/>
+        </w:rPr>
+      </w:pPr>
+      <w:r>
+        <w:rPr>
+          <w:sz w:val="20"/>
+          <w:szCs w:val="22"/>
+        </w:rPr>
+        <w:t>Ensured the safety of pool users while developing teamwork, communication, and crisis management skills in a fast-paced environment.</w:t>
+      </w:r>
+    </w:p>
+    <w:p>
+      <w:pPr>
+        <w:pStyle w:val="ListParagraph"/>
+        <w:numPr>
+          <w:ilvl w:val="0"/>
+          <w:numId w:val="10"/>
+        </w:numPr>
+        <w:rPr>
+          <w:sz w:val="20"/>
+          <w:szCs w:val="22"/>
+        </w:rPr>
+      </w:pPr>
+      <w:r>
+        <w:rPr>
+          <w:sz w:val="20"/>
+          <w:szCs w:val="22"/>
+        </w:rPr>
+        <w:t>Trusted to be reliable when working with customers.</w:t>
+      </w:r>
+    </w:p>
+    <w:p>
+      <w:pPr>
+        <w:pStyle w:val="ListParagraph"/>
+        <w:numPr>
+          <w:ilvl w:val="0"/>
+          <w:numId w:val="10"/>
+        </w:numPr>
+        <w:rPr>
+          <w:sz w:val="20"/>
+          <w:szCs w:val="22"/>
+        </w:rPr>
+      </w:pPr>
+      <w:r>
+        <w:rPr>
+          <w:sz w:val="20"/>
+          <w:szCs w:val="22"/>
+        </w:rPr>
+        <w:t>Acquired National Pool Lifeguard Qualification (NPLQ)</w:t>
+      </w:r>
+      <w:r>
+        <w:rPr>
+          <w:sz w:val="20"/>
+          <w:szCs w:val="22"/>
+        </w:rPr>
+        <w:t xml:space="preserve"> and attended monthly trainings, </w:t>
+      </w:r>
+      <w:r>
+        <w:rPr>
+          <w:sz w:val="20"/>
+          <w:szCs w:val="22"/>
+        </w:rPr>
+        <w:t>demonstrating a commitment to responsibility and high standards.</w:t>
+      </w:r>
+    </w:p>
+    <w:p>
+      <w:pPr>
+        <w:ind w:left="0" w:firstLine="0"/>
+      </w:pPr>
     </w:p>
     <w:sectPr>
       <w:pgSz w:w="11920" w:h="16840"/>
@@ -943,6 +1036,119 @@
 <file path=word/numbering.xml><?xml version="1.0" encoding="utf-8"?>
 <w:numbering xmlns:wpc="http://schemas.microsoft.com/office/word/2010/wordprocessingCanvas" xmlns:cx="http://schemas.microsoft.com/office/drawing/2014/chartex" xmlns:cx1="http://schemas.microsoft.com/office/drawing/2015/9/8/chartex" xmlns:cx2="http://schemas.microsoft.com/office/drawing/2015/10/21/chartex" xmlns:cx3="http://schemas.microsoft.com/office/drawing/2016/5/9/chartex" xmlns:cx4="http://schemas.microsoft.com/office/drawing/2016/5/10/chartex" xmlns:cx5="http://schemas.microsoft.com/office/drawing/2016/5/11/chartex" xmlns:cx6="http://schemas.microsoft.com/office/drawing/2016/5/12/chartex" xmlns:cx7="http://schemas.microsoft.com/office/drawing/2016/5/13/chartex" xmlns:cx8="http://schemas.microsoft.com/office/drawing/2016/5/14/chartex" xmlns:mc="http://schemas.openxmlformats.org/markup-compatibility/2006" xmlns:aink="http://schemas.microsoft.com/office/drawing/2016/ink" xmlns:am3d="http://schemas.microsoft.com/office/drawing/2017/model3d" xmlns:o="urn:schemas-microsoft-com:office:office" xmlns:oel="http://schemas.microsoft.com/office/2019/extlst" xmlns:r="http://schemas.openxmlformats.org/officeDocument/2006/relationships" xmlns:m="http://schemas.openxmlformats.org/officeDocument/2006/math" xmlns:v="urn:schemas-microsoft-com:vml" xmlns:wp14="http://schemas.microsoft.com/office/word/2010/wordprocessingDrawing" xmlns:wp="http://schemas.openxmlformats.org/drawingml/2006/wordprocessingDrawing" xmlns:w10="urn:schemas-microsoft-com:office:word" xmlns:w="http://schemas.openxmlformats.org/wordprocessingml/2006/main" xmlns:w14="http://schemas.microsoft.com/office/word/2010/wordml" xmlns:w15="http://schemas.microsoft.com/office/word/2012/wordml" xmlns:w16cex="http://schemas.microsoft.com/office/word/2018/wordml/cex" xmlns:w16cid="http://schemas.microsoft.com/office/word/2016/wordml/cid" xmlns:w16="http://schemas.microsoft.com/office/word/2018/wordml" xmlns:w16du="http://schemas.microsoft.com/office/word/2023/wordml/word16du" xmlns:w16sdtdh="http://schemas.microsoft.com/office/word/2020/wordml/sdtdatahash" xmlns:w16sdtfl="http://schemas.microsoft.com/office/word/2024/wordml/sdtformatlock" xmlns:w16se="http://schemas.microsoft.com/office/word/2015/wordml/symex" xmlns:wpg="http://schemas.microsoft.com/office/word/2010/wordprocessingGroup" xmlns:wpi="http://schemas.microsoft.com/office/word/2010/wordprocessingInk" xmlns:wne="http://schemas.microsoft.com/office/word/2006/wordml" xmlns:wps="http://schemas.microsoft.com/office/word/2010/wordprocessingShape" mc:Ignorable="w14 w15 w16se w16cid w16 w16cex w16sdtdh w16sdtfl w16du wp14">
   <w:abstractNum w:abstractNumId="0" w15:restartNumberingAfterBreak="0">
+    <w:nsid w:val="05BB0751"/>
+    <w:multiLevelType w:val="hybridMultilevel"/>
+    <w:tmpl w:val="DA8A7D30"/>
+    <w:lvl w:ilvl="0" w:tplc="08090001">
+      <w:start w:val="1"/>
+      <w:numFmt w:val="bullet"/>
+      <w:lvlText w:val=""/>
+      <w:lvlJc w:val="left"/>
+      <w:pPr>
+        <w:ind w:left="720" w:hanging="360"/>
+      </w:pPr>
+      <w:rPr>
+        <w:rFonts w:ascii="Symbol" w:hAnsi="Symbol" w:hint="default"/>
+      </w:rPr>
+    </w:lvl>
+    <w:lvl w:ilvl="1" w:tplc="08090003" w:tentative="1">
+      <w:start w:val="1"/>
+      <w:numFmt w:val="bullet"/>
+      <w:lvlText w:val="o"/>
+      <w:lvlJc w:val="left"/>
+      <w:pPr>
+        <w:ind w:left="1440" w:hanging="360"/>
+      </w:pPr>
+      <w:rPr>
+        <w:rFonts w:ascii="Courier New" w:hAnsi="Courier New" w:cs="Courier New" w:hint="default"/>
+      </w:rPr>
+    </w:lvl>
+    <w:lvl w:ilvl="2" w:tplc="08090005" w:tentative="1">
+      <w:start w:val="1"/>
+      <w:numFmt w:val="bullet"/>
+      <w:lvlText w:val=""/>
+      <w:lvlJc w:val="left"/>
+      <w:pPr>
+        <w:ind w:left="2160" w:hanging="360"/>
+      </w:pPr>
+      <w:rPr>
+        <w:rFonts w:ascii="Wingdings" w:hAnsi="Wingdings" w:hint="default"/>
+      </w:rPr>
+    </w:lvl>
+    <w:lvl w:ilvl="3" w:tplc="08090001" w:tentative="1">
+      <w:start w:val="1"/>
+      <w:numFmt w:val="bullet"/>
+      <w:lvlText w:val=""/>
+      <w:lvlJc w:val="left"/>
+      <w:pPr>
+        <w:ind w:left="2880" w:hanging="360"/>
+      </w:pPr>
+      <w:rPr>
+        <w:rFonts w:ascii="Symbol" w:hAnsi="Symbol" w:hint="default"/>
+      </w:rPr>
+    </w:lvl>
+    <w:lvl w:ilvl="4" w:tplc="08090003" w:tentative="1">
+      <w:start w:val="1"/>
+      <w:numFmt w:val="bullet"/>
+      <w:lvlText w:val="o"/>
+      <w:lvlJc w:val="left"/>
+      <w:pPr>
+        <w:ind w:left="3600" w:hanging="360"/>
+      </w:pPr>
+      <w:rPr>
+        <w:rFonts w:ascii="Courier New" w:hAnsi="Courier New" w:cs="Courier New" w:hint="default"/>
+      </w:rPr>
+    </w:lvl>
+    <w:lvl w:ilvl="5" w:tplc="08090005" w:tentative="1">
+      <w:start w:val="1"/>
+      <w:numFmt w:val="bullet"/>
+      <w:lvlText w:val=""/>
+      <w:lvlJc w:val="left"/>
+      <w:pPr>
+        <w:ind w:left="4320" w:hanging="360"/>
+      </w:pPr>
+      <w:rPr>
+        <w:rFonts w:ascii="Wingdings" w:hAnsi="Wingdings" w:hint="default"/>
+      </w:rPr>
+    </w:lvl>
+    <w:lvl w:ilvl="6" w:tplc="08090001" w:tentative="1">
+      <w:start w:val="1"/>
+      <w:numFmt w:val="bullet"/>
+      <w:lvlText w:val=""/>
+      <w:lvlJc w:val="left"/>
+      <w:pPr>
+        <w:ind w:left="5040" w:hanging="360"/>
+      </w:pPr>
+      <w:rPr>
+        <w:rFonts w:ascii="Symbol" w:hAnsi="Symbol" w:hint="default"/>
+      </w:rPr>
+    </w:lvl>
+    <w:lvl w:ilvl="7" w:tplc="08090003" w:tentative="1">
+      <w:start w:val="1"/>
+      <w:numFmt w:val="bullet"/>
+      <w:lvlText w:val="o"/>
+      <w:lvlJc w:val="left"/>
+      <w:pPr>
+        <w:ind w:left="5760" w:hanging="360"/>
+      </w:pPr>
+      <w:rPr>
+        <w:rFonts w:ascii="Courier New" w:hAnsi="Courier New" w:cs="Courier New" w:hint="default"/>
+      </w:rPr>
+    </w:lvl>
+    <w:lvl w:ilvl="8" w:tplc="08090005" w:tentative="1">
+      <w:start w:val="1"/>
+      <w:numFmt w:val="bullet"/>
+      <w:lvlText w:val=""/>
+      <w:lvlJc w:val="left"/>
+      <w:pPr>
+        <w:ind w:left="6480" w:hanging="360"/>
+      </w:pPr>
+      <w:rPr>
+        <w:rFonts w:ascii="Wingdings" w:hAnsi="Wingdings" w:hint="default"/>
+      </w:rPr>
+    </w:lvl>
+  </w:abstractNum>
+  <w:abstractNum w:abstractNumId="1" w15:restartNumberingAfterBreak="0">
     <w:nsid w:val="0A9408F3"/>
     <w:multiLevelType w:val="hybridMultilevel"/>
     <w:tmpl w:val="E2D0D028"/>
@@ -1154,7 +1360,7 @@
       </w:rPr>
     </w:lvl>
   </w:abstractNum>
-  <w:abstractNum w:abstractNumId="1" w15:restartNumberingAfterBreak="0">
+  <w:abstractNum w:abstractNumId="2" w15:restartNumberingAfterBreak="0">
     <w:nsid w:val="18524753"/>
     <w:multiLevelType w:val="hybridMultilevel"/>
     <w:tmpl w:val="56289188"/>
@@ -1267,7 +1473,7 @@
       </w:rPr>
     </w:lvl>
   </w:abstractNum>
-  <w:abstractNum w:abstractNumId="2" w15:restartNumberingAfterBreak="0">
+  <w:abstractNum w:abstractNumId="3" w15:restartNumberingAfterBreak="0">
     <w:nsid w:val="346830DA"/>
     <w:multiLevelType w:val="hybridMultilevel"/>
     <w:tmpl w:val="AA58A3C0"/>
@@ -1379,7 +1585,7 @@
       </w:rPr>
     </w:lvl>
   </w:abstractNum>
-  <w:abstractNum w:abstractNumId="3" w15:restartNumberingAfterBreak="0">
+  <w:abstractNum w:abstractNumId="4" w15:restartNumberingAfterBreak="0">
     <w:nsid w:val="54756696"/>
     <w:multiLevelType w:val="hybridMultilevel"/>
     <w:tmpl w:val="8E2A6C02"/>
@@ -1491,10 +1697,10 @@
       </w:rPr>
     </w:lvl>
   </w:abstractNum>
-  <w:abstractNum w:abstractNumId="4" w15:restartNumberingAfterBreak="0">
+  <w:abstractNum w:abstractNumId="5" w15:restartNumberingAfterBreak="0">
     <w:nsid w:val="54B907AF"/>
     <w:multiLevelType w:val="hybridMultilevel"/>
-    <w:tmpl w:val="EC6C70EE"/>
+    <w:tmpl w:val="78A0F1D4"/>
     <w:lvl w:ilvl="0" w:tplc="B656767C">
       <w:start w:val="1"/>
       <w:numFmt w:val="bullet"/>
@@ -1703,7 +1909,7 @@
       </w:rPr>
     </w:lvl>
   </w:abstractNum>
-  <w:abstractNum w:abstractNumId="5" w15:restartNumberingAfterBreak="0">
+  <w:abstractNum w:abstractNumId="6" w15:restartNumberingAfterBreak="0">
     <w:nsid w:val="58AF09D6"/>
     <w:multiLevelType w:val="hybridMultilevel"/>
     <w:tmpl w:val="01520120"/>
@@ -1915,7 +2121,7 @@
       </w:rPr>
     </w:lvl>
   </w:abstractNum>
-  <w:abstractNum w:abstractNumId="6" w15:restartNumberingAfterBreak="0">
+  <w:abstractNum w:abstractNumId="7" w15:restartNumberingAfterBreak="0">
     <w:nsid w:val="5E4678E6"/>
     <w:multiLevelType w:val="hybridMultilevel"/>
     <w:tmpl w:val="CFA0C120"/>
@@ -2127,7 +2333,7 @@
       </w:rPr>
     </w:lvl>
   </w:abstractNum>
-  <w:abstractNum w:abstractNumId="7" w15:restartNumberingAfterBreak="0">
+  <w:abstractNum w:abstractNumId="8" w15:restartNumberingAfterBreak="0">
     <w:nsid w:val="6D7F6D18"/>
     <w:multiLevelType w:val="hybridMultilevel"/>
     <w:tmpl w:val="1C880334"/>
@@ -2339,7 +2545,7 @@
       </w:rPr>
     </w:lvl>
   </w:abstractNum>
-  <w:abstractNum w:abstractNumId="8" w15:restartNumberingAfterBreak="0">
+  <w:abstractNum w:abstractNumId="9" w15:restartNumberingAfterBreak="0">
     <w:nsid w:val="794B7681"/>
     <w:multiLevelType w:val="hybridMultilevel"/>
     <w:tmpl w:val="2004BB78"/>
@@ -2552,31 +2758,34 @@
     </w:lvl>
   </w:abstractNum>
   <w:num w:numId="1" w16cid:durableId="1543396956">
+    <w:abstractNumId w:val="6"/>
+  </w:num>
+  <w:num w:numId="2" w16cid:durableId="586235325">
+    <w:abstractNumId w:val="7"/>
+  </w:num>
+  <w:num w:numId="3" w16cid:durableId="1220557866">
     <w:abstractNumId w:val="5"/>
   </w:num>
-  <w:num w:numId="2" w16cid:durableId="586235325">
-    <w:abstractNumId w:val="6"/>
+  <w:num w:numId="4" w16cid:durableId="1329284487">
+    <w:abstractNumId w:val="8"/>
   </w:num>
-  <w:num w:numId="3" w16cid:durableId="1220557866">
+  <w:num w:numId="5" w16cid:durableId="853304627">
+    <w:abstractNumId w:val="1"/>
+  </w:num>
+  <w:num w:numId="6" w16cid:durableId="24410864">
+    <w:abstractNumId w:val="9"/>
+  </w:num>
+  <w:num w:numId="7" w16cid:durableId="20254724">
+    <w:abstractNumId w:val="2"/>
+  </w:num>
+  <w:num w:numId="8" w16cid:durableId="176696461">
+    <w:abstractNumId w:val="3"/>
+  </w:num>
+  <w:num w:numId="9" w16cid:durableId="431316509">
     <w:abstractNumId w:val="4"/>
   </w:num>
-  <w:num w:numId="4" w16cid:durableId="1329284487">
-    <w:abstractNumId w:val="7"/>
-  </w:num>
-  <w:num w:numId="5" w16cid:durableId="853304627">
+  <w:num w:numId="10" w16cid:durableId="1460609259">
     <w:abstractNumId w:val="0"/>
-  </w:num>
-  <w:num w:numId="6" w16cid:durableId="24410864">
-    <w:abstractNumId w:val="8"/>
-  </w:num>
-  <w:num w:numId="7" w16cid:durableId="20254724">
-    <w:abstractNumId w:val="1"/>
-  </w:num>
-  <w:num w:numId="8" w16cid:durableId="176696461">
-    <w:abstractNumId w:val="2"/>
-  </w:num>
-  <w:num w:numId="9" w16cid:durableId="431316509">
-    <w:abstractNumId w:val="3"/>
   </w:num>
 </w:numbering>
 </file>
